--- a/Mapped Curriculum Lesson - Supplemental Material/Grade 7/Lesson 25 - Working Through Lists/Working Through Lists - Concept Sheet.docx
+++ b/Mapped Curriculum Lesson - Supplemental Material/Grade 7/Lesson 25 - Working Through Lists/Working Through Lists - Concept Sheet.docx
@@ -67,465 +67,465 @@
       </w:pPr>
       <w:r>
         <w:rPr>
+          <w:color w:val="C45E00"/>
+          <w:sz w:val="28"/>
+          <w:szCs w:val="28"/>
+        </w:rPr>
+        <w:t>for</w:t>
+      </w:r>
+      <w:r>
+        <w:rPr>
+          <w:color w:val="080808"/>
+          <w:sz w:val="28"/>
+          <w:szCs w:val="28"/>
+        </w:rPr>
+        <w:t xml:space="preserve"> drink </w:t>
+      </w:r>
+      <w:r>
+        <w:rPr>
+          <w:color w:val="C45E00"/>
+          <w:sz w:val="28"/>
+          <w:szCs w:val="28"/>
+        </w:rPr>
+        <w:t>in</w:t>
+      </w:r>
+      <w:r>
+        <w:rPr>
+          <w:color w:val="080808"/>
+          <w:sz w:val="28"/>
+          <w:szCs w:val="28"/>
+        </w:rPr>
+        <w:t xml:space="preserve"> survey:</w:t>
+      </w:r>
+      <w:r>
+        <w:rPr>
+          <w:color w:val="080808"/>
+          <w:sz w:val="28"/>
+          <w:szCs w:val="28"/>
+        </w:rPr>
+        <w:br/>
+      </w:r>
+      <w:r>
+        <w:rPr>
+          <w:color w:val="080808"/>
+          <w:sz w:val="28"/>
+          <w:szCs w:val="28"/>
+        </w:rPr>
+        <w:t xml:space="preserve">    </w:t>
+      </w:r>
+      <w:r>
+        <w:rPr>
           <w:color w:val="1750EB"/>
           <w:sz w:val="28"/>
           <w:szCs w:val="28"/>
         </w:rPr>
+        <w:t>print</w:t>
+      </w:r>
+      <w:r>
+        <w:rPr>
+          <w:color w:val="080808"/>
+          <w:sz w:val="28"/>
+          <w:szCs w:val="28"/>
+        </w:rPr>
+        <w:t>(</w:t>
+      </w:r>
+      <w:r>
+        <w:rPr>
+          <w:color w:val="067D17"/>
+          <w:sz w:val="28"/>
+          <w:szCs w:val="28"/>
+        </w:rPr>
+        <w:t>"Drink:"</w:t>
+      </w:r>
+      <w:r>
+        <w:rPr>
+          <w:color w:val="080808"/>
+          <w:sz w:val="28"/>
+          <w:szCs w:val="28"/>
+        </w:rPr>
+        <w:t>, drink)</w:t>
+      </w:r>
+    </w:p>
+    <w:p>
+      <w:pPr>
+        <w:ind w:left="720" w:firstLine="720"/>
+      </w:pPr>
+    </w:p>
+    <w:p>
+      <w:pPr>
+        <w:rPr>
+          <w:rStyle w:val="Heading2Char"/>
+        </w:rPr>
+      </w:pPr>
+      <w:r>
+        <w:rPr>
+          <w:rStyle w:val="Heading2Char"/>
+        </w:rPr>
+        <w:t>Loop variable</w:t>
+      </w:r>
+    </w:p>
+    <w:p>
+      <w:pPr>
+        <w:ind w:firstLine="720"/>
+      </w:pPr>
+      <w:r>
+        <w:t xml:space="preserve">Definition: </w:t>
+      </w:r>
+    </w:p>
+    <w:p>
+      <w:pPr>
+        <w:ind w:left="1440"/>
+      </w:pPr>
+      <w:r>
+        <w:rPr>
+          <w:color w:val="080808"/>
+        </w:rPr>
+        <w:t>The name after for. It stores the current item during one pass through the loop.</w:t>
+      </w:r>
+    </w:p>
+    <w:p>
+      <w:pPr>
+        <w:ind w:firstLine="720"/>
+      </w:pPr>
+      <w:r>
+        <w:t>Example:</w:t>
+      </w:r>
+    </w:p>
+    <w:p>
+      <w:pPr>
+        <w:ind w:left="720" w:firstLine="720"/>
+        <w:rPr>
+          <w:rFonts w:ascii="JetBrains Mono" w:hAnsi="JetBrains Mono" w:cs="JetBrains Mono"/>
+          <w:sz w:val="28"/>
+          <w:szCs w:val="28"/>
+        </w:rPr>
+      </w:pPr>
+      <w:r>
+        <w:rPr>
+          <w:sz w:val="28"/>
+          <w:szCs w:val="28"/>
+          <w:color w:val="C45E00"/>
+        </w:rPr>
         <w:t>for</w:t>
       </w:r>
       <w:r>
         <w:rPr>
-          <w:color w:val="080808"/>
-          <w:sz w:val="28"/>
-          <w:szCs w:val="28"/>
+          <w:sz w:val="28"/>
+          <w:szCs w:val="28"/>
+          <w:color w:val="080808"/>
         </w:rPr>
         <w:t xml:space="preserve"> drink </w:t>
       </w:r>
       <w:r>
         <w:rPr>
+          <w:sz w:val="28"/>
+          <w:szCs w:val="28"/>
+          <w:color w:val="C45E00"/>
+        </w:rPr>
+        <w:t>in</w:t>
+      </w:r>
+      <w:r>
+        <w:rPr>
+          <w:sz w:val="28"/>
+          <w:szCs w:val="28"/>
+          <w:color w:val="080808"/>
+        </w:rPr>
+        <w:t xml:space="preserve"> survey:</w:t>
+      </w:r>
+    </w:p>
+    <w:p>
+      <w:pPr>
+        <w:ind w:left="720" w:firstLine="720"/>
+        <w:rPr>
+          <w:rFonts w:ascii="JetBrains Mono" w:hAnsi="JetBrains Mono" w:cs="JetBrains Mono"/>
+          <w:sz w:val="28"/>
+          <w:szCs w:val="28"/>
+        </w:rPr>
+      </w:pPr>
+    </w:p>
+    <w:p>
+      <w:pPr>
+        <w:rPr>
+          <w:rStyle w:val="Heading2Char"/>
+        </w:rPr>
+      </w:pPr>
+      <w:r>
+        <w:rPr>
+          <w:rStyle w:val="Heading2Char"/>
+        </w:rPr>
+        <w:t>Indentation</w:t>
+      </w:r>
+    </w:p>
+    <w:p>
+      <w:pPr>
+        <w:ind w:firstLine="720"/>
+      </w:pPr>
+      <w:r>
+        <w:t xml:space="preserve">Definition: </w:t>
+      </w:r>
+    </w:p>
+    <w:p>
+      <w:pPr>
+        <w:ind w:left="1440"/>
+      </w:pPr>
+      <w:r>
+        <w:rPr>
+          <w:color w:val="080808"/>
+        </w:rPr>
+        <w:t>The spaces at the start of a line show which code belongs inside the loop.</w:t>
+      </w:r>
+    </w:p>
+    <w:p>
+      <w:pPr>
+        <w:ind w:firstLine="720"/>
+      </w:pPr>
+      <w:r>
+        <w:t>Example:</w:t>
+      </w:r>
+    </w:p>
+    <w:p>
+      <w:pPr>
+        <w:ind w:left="720" w:firstLine="720"/>
+        <w:rPr>
+          <w:rFonts w:ascii="JetBrains Mono" w:hAnsi="JetBrains Mono" w:cs="JetBrains Mono"/>
+          <w:sz w:val="28"/>
+          <w:szCs w:val="28"/>
+        </w:rPr>
+      </w:pPr>
+      <w:r>
+        <w:rPr>
+          <w:sz w:val="28"/>
+          <w:szCs w:val="28"/>
+          <w:color w:val="C45E00"/>
+        </w:rPr>
+        <w:t>for</w:t>
+      </w:r>
+      <w:r>
+        <w:rPr>
+          <w:sz w:val="28"/>
+          <w:szCs w:val="28"/>
+          <w:color w:val="080808"/>
+        </w:rPr>
+        <w:t xml:space="preserve"> drink </w:t>
+      </w:r>
+      <w:r>
+        <w:rPr>
+          <w:sz w:val="28"/>
+          <w:szCs w:val="28"/>
+          <w:color w:val="C45E00"/>
+        </w:rPr>
+        <w:t>in</w:t>
+      </w:r>
+      <w:r>
+        <w:rPr>
+          <w:sz w:val="28"/>
+          <w:szCs w:val="28"/>
+          <w:color w:val="080808"/>
+        </w:rPr>
+        <w:t xml:space="preserve"> survey:</w:t>
+      </w:r>
+      <w:r>
+        <w:rPr>
+          <w:sz w:val="28"/>
+          <w:szCs w:val="28"/>
+          <w:color w:val="080808"/>
+        </w:rPr>
+        <w:br/>
+      </w:r>
+      <w:r>
+        <w:rPr>
+          <w:sz w:val="28"/>
+          <w:szCs w:val="28"/>
+          <w:color w:val="080808"/>
+        </w:rPr>
+        <w:t xml:space="preserve">    </w:t>
+      </w:r>
+      <w:r>
+        <w:rPr>
+          <w:sz w:val="28"/>
+          <w:szCs w:val="28"/>
           <w:color w:val="1750EB"/>
-          <w:sz w:val="28"/>
-          <w:szCs w:val="28"/>
-        </w:rPr>
-        <w:t>in</w:t>
-      </w:r>
-      <w:r>
-        <w:rPr>
-          <w:color w:val="080808"/>
-          <w:sz w:val="28"/>
-          <w:szCs w:val="28"/>
-        </w:rPr>
-        <w:t xml:space="preserve"> survey:</w:t>
-      </w:r>
-      <w:r>
-        <w:rPr>
-          <w:color w:val="080808"/>
-          <w:sz w:val="28"/>
-          <w:szCs w:val="28"/>
-        </w:rPr>
-        <w:br/>
-      </w:r>
-      <w:r>
-        <w:rPr>
-          <w:color w:val="080808"/>
-          <w:sz w:val="28"/>
-          <w:szCs w:val="28"/>
-        </w:rPr>
-        <w:t xml:space="preserve">    </w:t>
-      </w:r>
+        </w:rPr>
+        <w:t>print</w:t>
+      </w:r>
+      <w:r>
+        <w:rPr>
+          <w:sz w:val="28"/>
+          <w:szCs w:val="28"/>
+          <w:color w:val="080808"/>
+        </w:rPr>
+        <w:t>(</w:t>
+      </w:r>
+      <w:r>
+        <w:rPr>
+          <w:sz w:val="28"/>
+          <w:szCs w:val="28"/>
+          <w:color w:val="067D17"/>
+        </w:rPr>
+        <w:t>"Drink:"</w:t>
+      </w:r>
+      <w:r>
+        <w:rPr>
+          <w:sz w:val="28"/>
+          <w:szCs w:val="28"/>
+          <w:color w:val="080808"/>
+        </w:rPr>
+        <w:t>, drink)</w:t>
+      </w:r>
+    </w:p>
+    <w:p>
+      <w:pPr>
+        <w:rPr>
+          <w:rFonts w:ascii="JetBrains Mono" w:hAnsi="JetBrains Mono" w:cs="JetBrains Mono"/>
+          <w:sz w:val="28"/>
+          <w:szCs w:val="28"/>
+        </w:rPr>
+      </w:pPr>
+      <w:r>
+        <w:rPr>
+          <w:rFonts w:ascii="JetBrains Mono" w:hAnsi="JetBrains Mono" w:cs="JetBrains Mono"/>
+          <w:sz w:val="28"/>
+          <w:szCs w:val="28"/>
+        </w:rPr>
+        <w:br w:type="page"/>
+      </w:r>
+    </w:p>
+    <w:p>
+      <w:pPr>
+        <w:rPr>
+          <w:rStyle w:val="Heading2Char"/>
+        </w:rPr>
+      </w:pPr>
+      <w:r>
+        <w:rPr>
+          <w:rStyle w:val="Heading2Char"/>
+        </w:rPr>
+        <w:t>len()</w:t>
+      </w:r>
+    </w:p>
+    <w:p>
+      <w:pPr>
+        <w:ind w:firstLine="720"/>
+      </w:pPr>
+      <w:r>
+        <w:t xml:space="preserve">Definition: </w:t>
+      </w:r>
+    </w:p>
+    <w:p>
+      <w:pPr>
+        <w:ind w:left="720" w:firstLine="720"/>
+      </w:pPr>
+      <w:r>
+        <w:t>Counts how many items are in a list and returns that number.</w:t>
+      </w:r>
+    </w:p>
+    <w:p>
+      <w:pPr>
+        <w:ind w:firstLine="720"/>
+      </w:pPr>
+      <w:r>
+        <w:t>Example:</w:t>
+      </w:r>
+    </w:p>
+    <w:p>
+      <w:pPr>
+        <w:ind w:left="720" w:firstLine="720"/>
+      </w:pPr>
       <w:r>
         <w:rPr>
           <w:color w:val="1750EB"/>
           <w:sz w:val="28"/>
           <w:szCs w:val="28"/>
         </w:rPr>
-        <w:t>print</w:t>
-      </w:r>
-      <w:r>
-        <w:rPr>
-          <w:color w:val="080808"/>
-          <w:sz w:val="28"/>
-          <w:szCs w:val="28"/>
-        </w:rPr>
-        <w:t>(</w:t>
-      </w:r>
-      <w:r>
-        <w:rPr>
-          <w:color w:val="067D17"/>
-          <w:sz w:val="28"/>
-          <w:szCs w:val="28"/>
-        </w:rPr>
-        <w:t>"Drink:"</w:t>
-      </w:r>
-      <w:r>
-        <w:rPr>
-          <w:color w:val="080808"/>
-          <w:sz w:val="28"/>
-          <w:szCs w:val="28"/>
-        </w:rPr>
-        <w:t>, drink)</w:t>
+        <w:t>len</w:t>
+      </w:r>
+      <w:r>
+        <w:rPr>
+          <w:color w:val="080808"/>
+          <w:sz w:val="28"/>
+          <w:szCs w:val="28"/>
+        </w:rPr>
+        <w:t>(survey)</w:t>
+      </w:r>
+    </w:p>
+    <w:p>
+      <w:pPr>
+        <w:rPr>
+          <w:rFonts w:ascii="JetBrains Mono" w:hAnsi="JetBrains Mono" w:cs="JetBrains Mono"/>
+          <w:sz w:val="28"/>
+          <w:szCs w:val="28"/>
+        </w:rPr>
+      </w:pPr>
+    </w:p>
+    <w:p>
+      <w:pPr>
+        <w:rPr>
+          <w:rStyle w:val="Heading2Char"/>
+        </w:rPr>
+      </w:pPr>
+      <w:r>
+        <w:rPr>
+          <w:rStyle w:val="Heading2Char"/>
+        </w:rPr>
+        <w:t>Survey summary flow</w:t>
+      </w:r>
+    </w:p>
+    <w:p>
+      <w:pPr>
+        <w:ind w:firstLine="720"/>
+      </w:pPr>
+      <w:r>
+        <w:t xml:space="preserve">Definition: </w:t>
+      </w:r>
+    </w:p>
+    <w:p>
+      <w:pPr>
+        <w:ind w:left="1440"/>
+      </w:pPr>
+      <w:r>
+        <w:rPr>
+          <w:color w:val="080808"/>
+        </w:rPr>
+        <w:t>Visit each item with a for loop, display the current item, then display the list length.</w:t>
+      </w:r>
+    </w:p>
+    <w:p>
+      <w:pPr>
+        <w:ind w:firstLine="720"/>
+      </w:pPr>
+      <w:r>
+        <w:t>Example:</w:t>
       </w:r>
     </w:p>
     <w:p>
       <w:pPr>
         <w:ind w:left="720" w:firstLine="720"/>
-      </w:pPr>
-    </w:p>
-    <w:p>
-      <w:pPr>
-        <w:rPr>
-          <w:rStyle w:val="Heading2Char"/>
-        </w:rPr>
-      </w:pPr>
-      <w:r>
-        <w:rPr>
-          <w:rStyle w:val="Heading2Char"/>
-        </w:rPr>
-        <w:t>Loop variable</w:t>
-      </w:r>
-    </w:p>
-    <w:p>
-      <w:pPr>
-        <w:ind w:firstLine="720"/>
-      </w:pPr>
-      <w:r>
-        <w:t xml:space="preserve">Definition: </w:t>
-      </w:r>
-    </w:p>
-    <w:p>
-      <w:pPr>
-        <w:ind w:left="1440"/>
-      </w:pPr>
-      <w:r>
-        <w:rPr>
-          <w:color w:val="080808"/>
-        </w:rPr>
-        <w:t>The name after for. It stores the current item during one pass through the loop.</w:t>
-      </w:r>
-    </w:p>
-    <w:p>
-      <w:pPr>
-        <w:ind w:firstLine="720"/>
-      </w:pPr>
-      <w:r>
-        <w:t>Example:</w:t>
-      </w:r>
-    </w:p>
-    <w:p>
-      <w:pPr>
-        <w:ind w:left="720" w:firstLine="720"/>
         <w:rPr>
           <w:rFonts w:ascii="JetBrains Mono" w:hAnsi="JetBrains Mono" w:cs="JetBrains Mono"/>
-          <w:sz w:val="28"/>
-          <w:szCs w:val="28"/>
-        </w:rPr>
-      </w:pPr>
-      <w:r>
-        <w:rPr>
-          <w:sz w:val="28"/>
-          <w:szCs w:val="28"/>
-          <w:color w:val="1750EB"/>
+          <w:color w:val="080808"/>
+          <w:sz w:val="28"/>
+          <w:szCs w:val="28"/>
+        </w:rPr>
+      </w:pPr>
+      <w:r>
+        <w:rPr>
+          <w:color w:val="C45E00"/>
+          <w:sz w:val="28"/>
+          <w:szCs w:val="28"/>
         </w:rPr>
         <w:t>for</w:t>
       </w:r>
       <w:r>
         <w:rPr>
-          <w:sz w:val="28"/>
-          <w:szCs w:val="28"/>
-          <w:color w:val="080808"/>
+          <w:color w:val="080808"/>
+          <w:sz w:val="28"/>
+          <w:szCs w:val="28"/>
         </w:rPr>
         <w:t xml:space="preserve"> drink </w:t>
       </w:r>
       <w:r>
         <w:rPr>
-          <w:sz w:val="28"/>
-          <w:szCs w:val="28"/>
-          <w:color w:val="1750EB"/>
-        </w:rPr>
-        <w:t>in</w:t>
-      </w:r>
-      <w:r>
-        <w:rPr>
-          <w:sz w:val="28"/>
-          <w:szCs w:val="28"/>
-          <w:color w:val="080808"/>
-        </w:rPr>
-        <w:t xml:space="preserve"> survey:</w:t>
-      </w:r>
-    </w:p>
-    <w:p>
-      <w:pPr>
-        <w:ind w:left="720" w:firstLine="720"/>
-        <w:rPr>
-          <w:rFonts w:ascii="JetBrains Mono" w:hAnsi="JetBrains Mono" w:cs="JetBrains Mono"/>
-          <w:sz w:val="28"/>
-          <w:szCs w:val="28"/>
-        </w:rPr>
-      </w:pPr>
-    </w:p>
-    <w:p>
-      <w:pPr>
-        <w:rPr>
-          <w:rStyle w:val="Heading2Char"/>
-        </w:rPr>
-      </w:pPr>
-      <w:r>
-        <w:rPr>
-          <w:rStyle w:val="Heading2Char"/>
-        </w:rPr>
-        <w:t>Indentation</w:t>
-      </w:r>
-    </w:p>
-    <w:p>
-      <w:pPr>
-        <w:ind w:firstLine="720"/>
-      </w:pPr>
-      <w:r>
-        <w:t xml:space="preserve">Definition: </w:t>
-      </w:r>
-    </w:p>
-    <w:p>
-      <w:pPr>
-        <w:ind w:left="1440"/>
-      </w:pPr>
-      <w:r>
-        <w:rPr>
-          <w:color w:val="080808"/>
-        </w:rPr>
-        <w:t>The spaces at the start of a line show which code belongs inside the loop.</w:t>
-      </w:r>
-    </w:p>
-    <w:p>
-      <w:pPr>
-        <w:ind w:firstLine="720"/>
-      </w:pPr>
-      <w:r>
-        <w:t>Example:</w:t>
-      </w:r>
-    </w:p>
-    <w:p>
-      <w:pPr>
-        <w:ind w:left="720" w:firstLine="720"/>
-        <w:rPr>
-          <w:rFonts w:ascii="JetBrains Mono" w:hAnsi="JetBrains Mono" w:cs="JetBrains Mono"/>
-          <w:sz w:val="28"/>
-          <w:szCs w:val="28"/>
-        </w:rPr>
-      </w:pPr>
-      <w:r>
-        <w:rPr>
-          <w:sz w:val="28"/>
-          <w:szCs w:val="28"/>
-          <w:color w:val="1750EB"/>
-        </w:rPr>
-        <w:t>for</w:t>
-      </w:r>
-      <w:r>
-        <w:rPr>
-          <w:sz w:val="28"/>
-          <w:szCs w:val="28"/>
-          <w:color w:val="080808"/>
-        </w:rPr>
-        <w:t xml:space="preserve"> drink </w:t>
-      </w:r>
-      <w:r>
-        <w:rPr>
-          <w:sz w:val="28"/>
-          <w:szCs w:val="28"/>
-          <w:color w:val="1750EB"/>
-        </w:rPr>
-        <w:t>in</w:t>
-      </w:r>
-      <w:r>
-        <w:rPr>
-          <w:sz w:val="28"/>
-          <w:szCs w:val="28"/>
-          <w:color w:val="080808"/>
-        </w:rPr>
-        <w:t xml:space="preserve"> survey:</w:t>
-      </w:r>
-      <w:r>
-        <w:rPr>
-          <w:sz w:val="28"/>
-          <w:szCs w:val="28"/>
-          <w:color w:val="080808"/>
-        </w:rPr>
-        <w:br/>
-      </w:r>
-      <w:r>
-        <w:rPr>
-          <w:sz w:val="28"/>
-          <w:szCs w:val="28"/>
-          <w:color w:val="080808"/>
-        </w:rPr>
-        <w:t xml:space="preserve">    </w:t>
-      </w:r>
-      <w:r>
-        <w:rPr>
-          <w:sz w:val="28"/>
-          <w:szCs w:val="28"/>
-          <w:color w:val="1750EB"/>
-        </w:rPr>
-        <w:t>print</w:t>
-      </w:r>
-      <w:r>
-        <w:rPr>
-          <w:sz w:val="28"/>
-          <w:szCs w:val="28"/>
-          <w:color w:val="080808"/>
-        </w:rPr>
-        <w:t>(</w:t>
-      </w:r>
-      <w:r>
-        <w:rPr>
-          <w:sz w:val="28"/>
-          <w:szCs w:val="28"/>
-          <w:color w:val="067D17"/>
-        </w:rPr>
-        <w:t>"Drink:"</w:t>
-      </w:r>
-      <w:r>
-        <w:rPr>
-          <w:sz w:val="28"/>
-          <w:szCs w:val="28"/>
-          <w:color w:val="080808"/>
-        </w:rPr>
-        <w:t>, drink)</w:t>
-      </w:r>
-    </w:p>
-    <w:p>
-      <w:pPr>
-        <w:rPr>
-          <w:rFonts w:ascii="JetBrains Mono" w:hAnsi="JetBrains Mono" w:cs="JetBrains Mono"/>
-          <w:sz w:val="28"/>
-          <w:szCs w:val="28"/>
-        </w:rPr>
-      </w:pPr>
-      <w:r>
-        <w:rPr>
-          <w:rFonts w:ascii="JetBrains Mono" w:hAnsi="JetBrains Mono" w:cs="JetBrains Mono"/>
-          <w:sz w:val="28"/>
-          <w:szCs w:val="28"/>
-        </w:rPr>
-        <w:br w:type="page"/>
-      </w:r>
-    </w:p>
-    <w:p>
-      <w:pPr>
-        <w:rPr>
-          <w:rStyle w:val="Heading2Char"/>
-        </w:rPr>
-      </w:pPr>
-      <w:r>
-        <w:rPr>
-          <w:rStyle w:val="Heading2Char"/>
-        </w:rPr>
-        <w:t>len()</w:t>
-      </w:r>
-    </w:p>
-    <w:p>
-      <w:pPr>
-        <w:ind w:firstLine="720"/>
-      </w:pPr>
-      <w:r>
-        <w:t xml:space="preserve">Definition: </w:t>
-      </w:r>
-    </w:p>
-    <w:p>
-      <w:pPr>
-        <w:ind w:left="720" w:firstLine="720"/>
-      </w:pPr>
-      <w:r>
-        <w:t>Counts how many items are in a list and returns that number.</w:t>
-      </w:r>
-    </w:p>
-    <w:p>
-      <w:pPr>
-        <w:ind w:firstLine="720"/>
-      </w:pPr>
-      <w:r>
-        <w:t>Example:</w:t>
-      </w:r>
-    </w:p>
-    <w:p>
-      <w:pPr>
-        <w:ind w:left="720" w:firstLine="720"/>
-      </w:pPr>
-      <w:r>
-        <w:rPr>
-          <w:color w:val="1750EB"/>
-          <w:sz w:val="28"/>
-          <w:szCs w:val="28"/>
-        </w:rPr>
-        <w:t>len</w:t>
-      </w:r>
-      <w:r>
-        <w:rPr>
-          <w:color w:val="080808"/>
-          <w:sz w:val="28"/>
-          <w:szCs w:val="28"/>
-        </w:rPr>
-        <w:t>(survey)</w:t>
-      </w:r>
-    </w:p>
-    <w:p>
-      <w:pPr>
-        <w:rPr>
-          <w:rFonts w:ascii="JetBrains Mono" w:hAnsi="JetBrains Mono" w:cs="JetBrains Mono"/>
-          <w:sz w:val="28"/>
-          <w:szCs w:val="28"/>
-        </w:rPr>
-      </w:pPr>
-    </w:p>
-    <w:p>
-      <w:pPr>
-        <w:rPr>
-          <w:rStyle w:val="Heading2Char"/>
-        </w:rPr>
-      </w:pPr>
-      <w:r>
-        <w:rPr>
-          <w:rStyle w:val="Heading2Char"/>
-        </w:rPr>
-        <w:t>Survey summary flow</w:t>
-      </w:r>
-    </w:p>
-    <w:p>
-      <w:pPr>
-        <w:ind w:firstLine="720"/>
-      </w:pPr>
-      <w:r>
-        <w:t xml:space="preserve">Definition: </w:t>
-      </w:r>
-    </w:p>
-    <w:p>
-      <w:pPr>
-        <w:ind w:left="1440"/>
-      </w:pPr>
-      <w:r>
-        <w:rPr>
-          <w:color w:val="080808"/>
-        </w:rPr>
-        <w:t>Visit each item with a for loop, display the current item, then display the list length.</w:t>
-      </w:r>
-    </w:p>
-    <w:p>
-      <w:pPr>
-        <w:ind w:firstLine="720"/>
-      </w:pPr>
-      <w:r>
-        <w:t>Example:</w:t>
-      </w:r>
-    </w:p>
-    <w:p>
-      <w:pPr>
-        <w:ind w:left="720" w:firstLine="720"/>
-        <w:rPr>
-          <w:rFonts w:ascii="JetBrains Mono" w:hAnsi="JetBrains Mono" w:cs="JetBrains Mono"/>
-          <w:color w:val="080808"/>
-          <w:sz w:val="28"/>
-          <w:szCs w:val="28"/>
-        </w:rPr>
-      </w:pPr>
-      <w:r>
-        <w:rPr>
-          <w:color w:val="1750EB"/>
-          <w:sz w:val="28"/>
-          <w:szCs w:val="28"/>
-        </w:rPr>
-        <w:t>for</w:t>
-      </w:r>
-      <w:r>
-        <w:rPr>
-          <w:color w:val="080808"/>
-          <w:sz w:val="28"/>
-          <w:szCs w:val="28"/>
-        </w:rPr>
-        <w:t xml:space="preserve"> drink </w:t>
-      </w:r>
-      <w:r>
-        <w:rPr>
-          <w:color w:val="1750EB"/>
+          <w:color w:val="C45E00"/>
           <w:sz w:val="28"/>
           <w:szCs w:val="28"/>
         </w:rPr>
